--- a/docx/11-redes-inalambricas/boletin-U11-avanzado.docx
+++ b/docx/11-redes-inalambricas/boletin-U11-avanzado.docx
@@ -15,6 +15,9 @@
             <w:pStyle w:val="TOCHeading"/>
           </w:pPr>
           <w:r>
+            <w:rPr>
+              <w:lang w:val="es-ES"/>
+            </w:rPr>
             <w:t xml:space="preserve">Table of Contents</w:t>
           </w:r>
         </w:p>
@@ -34,6 +37,9 @@
         <w:pStyle w:val="Heading1"/>
       </w:pPr>
       <w:r>
+        <w:rPr>
+          <w:lang w:val="es-ES"/>
+        </w:rPr>
         <w:t xml:space="preserve">Boletín UD11 — Avanzado</w:t>
       </w:r>
     </w:p>
@@ -44,6 +50,9 @@
         <w:pStyle w:val="Heading1"/>
       </w:pPr>
       <w:r>
+        <w:rPr>
+          <w:lang w:val="es-ES"/>
+        </w:rPr>
         <w:t xml:space="preserve">📝 Boletín UD11 — Avanzado</w:t>
       </w:r>
     </w:p>
@@ -52,6 +61,9 @@
         <w:pStyle w:val="BlockText"/>
       </w:pPr>
       <w:r>
+        <w:rPr>
+          <w:lang w:val="es-ES"/>
+        </w:rPr>
         <w:t xml:space="preserve">Ejercicios que requieren diseñar y diagnosticar WLANs. En los difíciles tienes pista.</w:t>
       </w:r>
     </w:p>
@@ -68,6 +80,9 @@
         <w:pStyle w:val="Heading2"/>
       </w:pPr>
       <w:r>
+        <w:rPr>
+          <w:lang w:val="es-ES"/>
+        </w:rPr>
         <w:t xml:space="preserve">1. Diseño de cobertura de un instituto</w:t>
       </w:r>
     </w:p>
@@ -76,6 +91,9 @@
         <w:pStyle w:val="FirstParagraph"/>
       </w:pPr>
       <w:r>
+        <w:rPr>
+          <w:lang w:val="es-ES"/>
+        </w:rPr>
         <w:t xml:space="preserve">Edificio de dos plantas, 40×20 m, hormigón armado. Usuarios: 30 profesores con portátiles, 300 alumnos con móviles, ~50 IPs extra (cámaras, impresoras).</w:t>
       </w:r>
     </w:p>
@@ -88,6 +106,9 @@
         </w:numPr>
       </w:pPr>
       <w:r>
+        <w:rPr>
+          <w:lang w:val="es-ES"/>
+        </w:rPr>
         <w:t xml:space="preserve">¿Cuántos APs pondrías como mínimo y dónde (a grandes rasgos)?</w:t>
       </w:r>
     </w:p>
@@ -100,6 +121,9 @@
         </w:numPr>
       </w:pPr>
       <w:r>
+        <w:rPr>
+          <w:lang w:val="es-ES"/>
+        </w:rPr>
         <w:t xml:space="preserve">¿Qué bandas asignas a qué uso?</w:t>
       </w:r>
     </w:p>
@@ -112,36 +136,59 @@
         </w:numPr>
       </w:pPr>
       <w:r>
+        <w:rPr>
+          <w:lang w:val="es-ES"/>
+        </w:rPr>
         <w:t xml:space="preserve">Dos SSIDs:</w:t>
       </w:r>
       <w:r>
+        <w:rPr>
+          <w:lang w:val="es-ES"/>
+        </w:rPr>
         <w:t xml:space="preserve"> </w:t>
       </w:r>
       <w:r>
         <w:rPr>
           <w:rStyle w:val="VerbatimChar"/>
+          <w:lang w:val="es-ES"/>
         </w:rPr>
         <w:t xml:space="preserve">Profesores</w:t>
       </w:r>
       <w:r>
+        <w:rPr>
+          <w:lang w:val="es-ES"/>
+        </w:rPr>
         <w:t xml:space="preserve"> </w:t>
       </w:r>
       <w:r>
+        <w:rPr>
+          <w:lang w:val="es-ES"/>
+        </w:rPr>
         <w:t xml:space="preserve">(Enterprise) y</w:t>
       </w:r>
       <w:r>
+        <w:rPr>
+          <w:lang w:val="es-ES"/>
+        </w:rPr>
         <w:t xml:space="preserve"> </w:t>
       </w:r>
       <w:r>
         <w:rPr>
           <w:rStyle w:val="VerbatimChar"/>
+          <w:lang w:val="es-ES"/>
         </w:rPr>
         <w:t xml:space="preserve">Alumnos</w:t>
       </w:r>
       <w:r>
+        <w:rPr>
+          <w:lang w:val="es-ES"/>
+        </w:rPr>
         <w:t xml:space="preserve"> </w:t>
       </w:r>
       <w:r>
+        <w:rPr>
+          <w:lang w:val="es-ES"/>
+        </w:rPr>
         <w:t xml:space="preserve">(PSK con portal cautivo). ¿Por qué esta separación?</w:t>
       </w:r>
     </w:p>
@@ -154,6 +201,9 @@
         </w:numPr>
       </w:pPr>
       <w:r>
+        <w:rPr>
+          <w:lang w:val="es-ES"/>
+        </w:rPr>
         <w:t xml:space="preserve">¿Qué pasa con el canal si dos APs vecinos emiten en el mismo canal 2,4 GHz?</w:t>
       </w:r>
     </w:p>
@@ -165,13 +215,20 @@
         <w:rPr>
           <w:b/>
           <w:bCs/>
+          <w:lang w:val="es-ES"/>
         </w:rPr>
         <w:t xml:space="preserve">Pista:</w:t>
       </w:r>
       <w:r>
+        <w:rPr>
+          <w:lang w:val="es-ES"/>
+        </w:rPr>
         <w:t xml:space="preserve"> </w:t>
       </w:r>
       <w:r>
+        <w:rPr>
+          <w:lang w:val="es-ES"/>
+        </w:rPr>
         <w:t xml:space="preserve">en 2,4 GHz solo hay 3 canales no solapados (1/6/11); el patrón clásico de celdas alterna 1-6-11-1-6-11.</w:t>
       </w:r>
     </w:p>
@@ -182,6 +239,9 @@
         <w:pStyle w:val="Heading2"/>
       </w:pPr>
       <w:r>
+        <w:rPr>
+          <w:lang w:val="es-ES"/>
+        </w:rPr>
         <w:t xml:space="preserve">2. El misterio del aula 12</w:t>
       </w:r>
     </w:p>
@@ -190,15 +250,27 @@
         <w:pStyle w:val="FirstParagraph"/>
       </w:pPr>
       <w:r>
+        <w:rPr>
+          <w:lang w:val="es-ES"/>
+        </w:rPr>
         <w:t xml:space="preserve">El aula 12 tiene WiFi pésimo: se desconecta cada pocos minutos, aunque la señal que muestra el portátil es</w:t>
       </w:r>
       <w:r>
+        <w:rPr>
+          <w:lang w:val="es-ES"/>
+        </w:rPr>
         <w:t xml:space="preserve"> </w:t>
       </w:r>
       <w:r>
+        <w:rPr>
+          <w:lang w:val="es-ES"/>
+        </w:rPr>
         <w:t xml:space="preserve">“excelente”</w:t>
       </w:r>
       <w:r>
+        <w:rPr>
+          <w:lang w:val="es-ES"/>
+        </w:rPr>
         <w:t xml:space="preserve">.</w:t>
       </w:r>
     </w:p>
@@ -211,6 +283,9 @@
         </w:numPr>
       </w:pPr>
       <w:r>
+        <w:rPr>
+          <w:lang w:val="es-ES"/>
+        </w:rPr>
         <w:t xml:space="preserve">¿Cómo puede haber señal excelente y mala calidad? ¿Qué mide cada cosa?</w:t>
       </w:r>
     </w:p>
@@ -223,6 +298,9 @@
         </w:numPr>
       </w:pPr>
       <w:r>
+        <w:rPr>
+          <w:lang w:val="es-ES"/>
+        </w:rPr>
         <w:t xml:space="preserve">Enumera 3 causas típicas de este síntoma.</w:t>
       </w:r>
     </w:p>
@@ -235,6 +313,9 @@
         </w:numPr>
       </w:pPr>
       <w:r>
+        <w:rPr>
+          <w:lang w:val="es-ES"/>
+        </w:rPr>
         <w:t xml:space="preserve">¿Qué herramienta del portátil o del AP usarías para confirmarlo?</w:t>
       </w:r>
     </w:p>
@@ -246,13 +327,20 @@
         <w:rPr>
           <w:b/>
           <w:bCs/>
+          <w:lang w:val="es-ES"/>
         </w:rPr>
         <w:t xml:space="preserve">Pista:</w:t>
       </w:r>
       <w:r>
+        <w:rPr>
+          <w:lang w:val="es-ES"/>
+        </w:rPr>
         <w:t xml:space="preserve"> </w:t>
       </w:r>
       <w:r>
+        <w:rPr>
+          <w:lang w:val="es-ES"/>
+        </w:rPr>
         <w:t xml:space="preserve">RSSI alto no es sinonimo de SNR alto: mira la interferencia y la reutilización de canal.</w:t>
       </w:r>
     </w:p>
@@ -263,6 +351,9 @@
         <w:pStyle w:val="Heading2"/>
       </w:pPr>
       <w:r>
+        <w:rPr>
+          <w:lang w:val="es-ES"/>
+        </w:rPr>
         <w:t xml:space="preserve">3. Plan de canales 5 GHz</w:t>
       </w:r>
     </w:p>
@@ -271,6 +362,9 @@
         <w:pStyle w:val="FirstParagraph"/>
       </w:pPr>
       <w:r>
+        <w:rPr>
+          <w:lang w:val="es-ES"/>
+        </w:rPr>
         <w:t xml:space="preserve">Tienes 4 APs en la misma planta. En 5 GHz dispones de canales de 20 MHz (36, 40, 44, 48, 52, 56, 60, 64, 100+…).</w:t>
       </w:r>
     </w:p>
@@ -283,6 +377,9 @@
         </w:numPr>
       </w:pPr>
       <w:r>
+        <w:rPr>
+          <w:lang w:val="es-ES"/>
+        </w:rPr>
         <w:t xml:space="preserve">Asigna canales a los 4 APs para minimizar solape.</w:t>
       </w:r>
     </w:p>
@@ -295,6 +392,9 @@
         </w:numPr>
       </w:pPr>
       <w:r>
+        <w:rPr>
+          <w:lang w:val="es-ES"/>
+        </w:rPr>
         <w:t xml:space="preserve">¿Qué ventaja tiene usar 40 u 80 MHz en 5 GHz en lugar de 20 MHz? ¿Y su riesgo?</w:t>
       </w:r>
     </w:p>
@@ -307,6 +407,9 @@
         </w:numPr>
       </w:pPr>
       <w:r>
+        <w:rPr>
+          <w:lang w:val="es-ES"/>
+        </w:rPr>
         <w:t xml:space="preserve">¿Qué son los canales DFS y qué riesgo tienen?</w:t>
       </w:r>
     </w:p>
@@ -317,6 +420,9 @@
         <w:pStyle w:val="Heading2"/>
       </w:pPr>
       <w:r>
+        <w:rPr>
+          <w:lang w:val="es-ES"/>
+        </w:rPr>
         <w:t xml:space="preserve">4. WPA3 y el handshake</w:t>
       </w:r>
     </w:p>
@@ -329,6 +435,9 @@
         </w:numPr>
       </w:pPr>
       <w:r>
+        <w:rPr>
+          <w:lang w:val="es-ES"/>
+        </w:rPr>
         <w:t xml:space="preserve">¿Qué problema clásico de WPA2-PSK corrige WPA3 con SAE?</w:t>
       </w:r>
     </w:p>
@@ -341,18 +450,33 @@
         </w:numPr>
       </w:pPr>
       <w:r>
+        <w:rPr>
+          <w:lang w:val="es-ES"/>
+        </w:rPr>
         <w:t xml:space="preserve">¿Qué es el</w:t>
       </w:r>
       <w:r>
+        <w:rPr>
+          <w:lang w:val="es-ES"/>
+        </w:rPr>
         <w:t xml:space="preserve"> </w:t>
       </w:r>
       <w:r>
+        <w:rPr>
+          <w:lang w:val="es-ES"/>
+        </w:rPr>
         <w:t xml:space="preserve">“modo transición”</w:t>
       </w:r>
       <w:r>
+        <w:rPr>
+          <w:lang w:val="es-ES"/>
+        </w:rPr>
         <w:t xml:space="preserve"> </w:t>
       </w:r>
       <w:r>
+        <w:rPr>
+          <w:lang w:val="es-ES"/>
+        </w:rPr>
         <w:t xml:space="preserve">WPA2/WPA3 y cuándo tiene sentido?</w:t>
       </w:r>
     </w:p>
@@ -365,18 +489,33 @@
         </w:numPr>
       </w:pPr>
       <w:r>
+        <w:rPr>
+          <w:lang w:val="es-ES"/>
+        </w:rPr>
         <w:t xml:space="preserve">Un compañero propone</w:t>
       </w:r>
       <w:r>
+        <w:rPr>
+          <w:lang w:val="es-ES"/>
+        </w:rPr>
         <w:t xml:space="preserve"> </w:t>
       </w:r>
       <w:r>
+        <w:rPr>
+          <w:lang w:val="es-ES"/>
+        </w:rPr>
         <w:t xml:space="preserve">“SSID oculto + filtrado MAC”</w:t>
       </w:r>
       <w:r>
+        <w:rPr>
+          <w:lang w:val="es-ES"/>
+        </w:rPr>
         <w:t xml:space="preserve"> </w:t>
       </w:r>
       <w:r>
+        <w:rPr>
+          <w:lang w:val="es-ES"/>
+        </w:rPr>
         <w:t xml:space="preserve">como seguridad. Desmonta la idea con dos argumentos.</w:t>
       </w:r>
     </w:p>
@@ -387,6 +526,9 @@
         <w:pStyle w:val="Heading2"/>
       </w:pPr>
       <w:r>
+        <w:rPr>
+          <w:lang w:val="es-ES"/>
+        </w:rPr>
         <w:t xml:space="preserve">5. Portal cautivo y VLANs</w:t>
       </w:r>
     </w:p>
@@ -395,6 +537,9 @@
         <w:pStyle w:val="FirstParagraph"/>
       </w:pPr>
       <w:r>
+        <w:rPr>
+          <w:lang w:val="es-ES"/>
+        </w:rPr>
         <w:t xml:space="preserve">El WiFi de invitados debe: tener portal de aceptación de condiciones, no ver la red interna y salir solo a Internet.</w:t>
       </w:r>
     </w:p>
@@ -407,6 +552,9 @@
         </w:numPr>
       </w:pPr>
       <w:r>
+        <w:rPr>
+          <w:lang w:val="es-ES"/>
+        </w:rPr>
         <w:t xml:space="preserve">¿En qué VLAN lo metes y por qué?</w:t>
       </w:r>
     </w:p>
@@ -419,6 +567,9 @@
         </w:numPr>
       </w:pPr>
       <w:r>
+        <w:rPr>
+          <w:lang w:val="es-ES"/>
+        </w:rPr>
         <w:t xml:space="preserve">¿Qué es un portal cautivo y qué limitaciones tiene?</w:t>
       </w:r>
     </w:p>
@@ -431,6 +582,9 @@
         </w:numPr>
       </w:pPr>
       <w:r>
+        <w:rPr>
+          <w:lang w:val="es-ES"/>
+        </w:rPr>
         <w:t xml:space="preserve">¿Qué norma de seguridad de la unidad aplicas al aislar invitados?</w:t>
       </w:r>
     </w:p>
@@ -441,6 +595,9 @@
         <w:pStyle w:val="Heading2"/>
       </w:pPr>
       <w:r>
+        <w:rPr>
+          <w:lang w:val="es-ES"/>
+        </w:rPr>
         <w:t xml:space="preserve">6. Diagnóstico de un despliegue roto</w:t>
       </w:r>
     </w:p>
@@ -449,21 +606,34 @@
         <w:pStyle w:val="FirstParagraph"/>
       </w:pPr>
       <w:r>
+        <w:rPr>
+          <w:lang w:val="es-ES"/>
+        </w:rPr>
         <w:t xml:space="preserve">Tras instalar 6 APs nuevos, los usuarios se quejan: en pasillos funciona bien, pero al caminar entre zonas el WiFi se corta 20 segundos.</w:t>
       </w:r>
       <w:r>
+        <w:rPr>
+          <w:lang w:val="es-ES"/>
+        </w:rPr>
         <w:t xml:space="preserve"> </w:t>
       </w:r>
       <w:r>
         <w:rPr>
           <w:rStyle w:val="VerbatimChar"/>
+          <w:lang w:val="es-ES"/>
         </w:rPr>
         <w:t xml:space="preserve">show</w:t>
       </w:r>
       <w:r>
+        <w:rPr>
+          <w:lang w:val="es-ES"/>
+        </w:rPr>
         <w:t xml:space="preserve"> </w:t>
       </w:r>
       <w:r>
+        <w:rPr>
+          <w:lang w:val="es-ES"/>
+        </w:rPr>
         <w:t xml:space="preserve">del controlador: cada AP emite al máximo de potencia, todos con el mismo SSID y canales 1-1-1-6-1-11 en 2,4 GHz.</w:t>
       </w:r>
     </w:p>
@@ -476,6 +646,9 @@
         </w:numPr>
       </w:pPr>
       <w:r>
+        <w:rPr>
+          <w:lang w:val="es-ES"/>
+        </w:rPr>
         <w:t xml:space="preserve">¿Qué dos errores de diseño detectas?</w:t>
       </w:r>
     </w:p>
@@ -488,6 +661,9 @@
         </w:numPr>
       </w:pPr>
       <w:r>
+        <w:rPr>
+          <w:lang w:val="es-ES"/>
+        </w:rPr>
         <w:t xml:space="preserve">¿Por qué se corta 20 segundos al caminar (roaming)?</w:t>
       </w:r>
     </w:p>
@@ -500,6 +676,9 @@
         </w:numPr>
       </w:pPr>
       <w:r>
+        <w:rPr>
+          <w:lang w:val="es-ES"/>
+        </w:rPr>
         <w:t xml:space="preserve">¿Qué ajustarías (potencias, canales, roaming)?</w:t>
       </w:r>
     </w:p>
@@ -511,13 +690,20 @@
         <w:rPr>
           <w:b/>
           <w:bCs/>
+          <w:lang w:val="es-ES"/>
         </w:rPr>
         <w:t xml:space="preserve">Pista:</w:t>
       </w:r>
       <w:r>
+        <w:rPr>
+          <w:lang w:val="es-ES"/>
+        </w:rPr>
         <w:t xml:space="preserve"> </w:t>
       </w:r>
       <w:r>
+        <w:rPr>
+          <w:lang w:val="es-ES"/>
+        </w:rPr>
         <w:t xml:space="preserve">para que el roaming funcione bien, las celdas deben solaparse un poco (≈15-20%) pero con canales distintos.</w:t>
       </w:r>
     </w:p>
@@ -528,6 +714,9 @@
         <w:pStyle w:val="Heading2"/>
       </w:pPr>
       <w:r>
+        <w:rPr>
+          <w:lang w:val="es-ES"/>
+        </w:rPr>
         <w:t xml:space="preserve">7. Cálculo rápido de throughput</w:t>
       </w:r>
     </w:p>
@@ -536,6 +725,9 @@
         <w:pStyle w:val="FirstParagraph"/>
       </w:pPr>
       <w:r>
+        <w:rPr>
+          <w:lang w:val="es-ES"/>
+        </w:rPr>
         <w:t xml:space="preserve">Un AP WiFi 6 teórico en 80 MHz, 2×2: hasta 1200 Mbps de enlace. Un aula tiene 25 alumnos compartiendo ese AP.</w:t>
       </w:r>
     </w:p>
@@ -548,6 +740,9 @@
         </w:numPr>
       </w:pPr>
       <w:r>
+        <w:rPr>
+          <w:lang w:val="es-ES"/>
+        </w:rPr>
         <w:t xml:space="preserve">¿Por qué el throughput real por alumno es mucho menor que 1200/25?</w:t>
       </w:r>
     </w:p>
@@ -560,6 +755,9 @@
         </w:numPr>
       </w:pPr>
       <w:r>
+        <w:rPr>
+          <w:lang w:val="es-ES"/>
+        </w:rPr>
         <w:t xml:space="preserve">¿Qué papel juega el medio compartido (CSMA/CA) en esto?</w:t>
       </w:r>
     </w:p>
@@ -572,6 +770,9 @@
         </w:numPr>
       </w:pPr>
       <w:r>
+        <w:rPr>
+          <w:lang w:val="es-ES"/>
+        </w:rPr>
         <w:t xml:space="preserve">¿Qué dos medidas de diseño mejoran la experiencia si el aula crece a 50 alumnos?</w:t>
       </w:r>
     </w:p>
@@ -582,6 +783,9 @@
         <w:pStyle w:val="Heading2"/>
       </w:pPr>
       <w:r>
+        <w:rPr>
+          <w:lang w:val="es-ES"/>
+        </w:rPr>
         <w:t xml:space="preserve">8. Caso integrador con Packet Tracer</w:t>
       </w:r>
     </w:p>
@@ -590,6 +794,9 @@
         <w:pStyle w:val="FirstParagraph"/>
       </w:pPr>
       <w:r>
+        <w:rPr>
+          <w:lang w:val="es-ES"/>
+        </w:rPr>
         <w:t xml:space="preserve">Monta en Packet Tracer: un router 2911 con servidor DHCP, un switch 2960 con dos VLANs (10 docentes, 20 alumnos), un AP doméstico en la VLAN 20 y dos portátiles inalámbricos.</w:t>
       </w:r>
     </w:p>
@@ -602,6 +809,9 @@
         </w:numPr>
       </w:pPr>
       <w:r>
+        <w:rPr>
+          <w:lang w:val="es-ES"/>
+        </w:rPr>
         <w:t xml:space="preserve">¿Qué tipo de puerto de switch conecta el AP y por qué?</w:t>
       </w:r>
     </w:p>
@@ -614,6 +824,9 @@
         </w:numPr>
       </w:pPr>
       <w:r>
+        <w:rPr>
+          <w:lang w:val="es-ES"/>
+        </w:rPr>
         <w:t xml:space="preserve">El portátil de alumnos obtiene IP de la VLAN 20 pero no navega. El gateway de la VLAN 20 está bien. ¿Qué dos cosas compruebas primero?</w:t>
       </w:r>
     </w:p>
@@ -626,6 +839,9 @@
         </w:numPr>
       </w:pPr>
       <w:r>
+        <w:rPr>
+          <w:lang w:val="es-ES"/>
+        </w:rPr>
         <w:t xml:space="preserve">El AP doméstico de Packet Tracer solo permite WPA2-PSK. ¿Cómo se llama esa misma seguridad en la nomenclatura de la unidad?</w:t>
       </w:r>
     </w:p>
@@ -636,6 +852,9 @@
         <w:pStyle w:val="Heading2"/>
       </w:pPr>
       <w:r>
+        <w:rPr>
+          <w:lang w:val="es-ES"/>
+        </w:rPr>
         <w:t xml:space="preserve">9. Caso WiFi: oficina con zonas muertas</w:t>
       </w:r>
     </w:p>
@@ -644,18 +863,33 @@
         <w:pStyle w:val="FirstParagraph"/>
       </w:pPr>
       <w:r>
+        <w:rPr>
+          <w:lang w:val="es-ES"/>
+        </w:rPr>
         <w:t xml:space="preserve">En una oficina de 25 puestos separados por tabiques de cartón-yeso, un único AP wifi en el pasillo central da</w:t>
       </w:r>
       <w:r>
+        <w:rPr>
+          <w:lang w:val="es-ES"/>
+        </w:rPr>
         <w:t xml:space="preserve"> </w:t>
       </w:r>
       <w:r>
+        <w:rPr>
+          <w:lang w:val="es-ES"/>
+        </w:rPr>
         <w:t xml:space="preserve">“zonas muertas”</w:t>
       </w:r>
       <w:r>
+        <w:rPr>
+          <w:lang w:val="es-ES"/>
+        </w:rPr>
         <w:t xml:space="preserve"> </w:t>
       </w:r>
       <w:r>
+        <w:rPr>
+          <w:lang w:val="es-ES"/>
+        </w:rPr>
         <w:t xml:space="preserve">y una velocidad general decepcionante. Los empleados se quejan cada tarde.</w:t>
       </w:r>
     </w:p>
@@ -668,6 +902,9 @@
         </w:numPr>
       </w:pPr>
       <w:r>
+        <w:rPr>
+          <w:lang w:val="es-ES"/>
+        </w:rPr>
         <w:t xml:space="preserve">¿Qué causas físicas explicarían la lentitud (nombra al menos 3)?</w:t>
       </w:r>
     </w:p>
@@ -680,6 +917,9 @@
         </w:numPr>
       </w:pPr>
       <w:r>
+        <w:rPr>
+          <w:lang w:val="es-ES"/>
+        </w:rPr>
         <w:t xml:space="preserve">¿Qué herramientas usarías para confirmarlas?</w:t>
       </w:r>
     </w:p>
@@ -692,6 +932,9 @@
         </w:numPr>
       </w:pPr>
       <w:r>
+        <w:rPr>
+          <w:lang w:val="es-ES"/>
+        </w:rPr>
         <w:t xml:space="preserve">Propón 3 soluciones realistas ordenadas de más barata a más cara.</w:t>
       </w:r>
     </w:p>
@@ -703,13 +946,20 @@
         <w:rPr>
           <w:b/>
           <w:bCs/>
+          <w:lang w:val="es-ES"/>
         </w:rPr>
         <w:t xml:space="preserve">Pista:</w:t>
       </w:r>
       <w:r>
+        <w:rPr>
+          <w:lang w:val="es-ES"/>
+        </w:rPr>
         <w:t xml:space="preserve"> </w:t>
       </w:r>
       <w:r>
+        <w:rPr>
+          <w:lang w:val="es-ES"/>
+        </w:rPr>
         <w:t xml:space="preserve">piensa en canales (1, 6, 11), interferencia de vecinos, obstáculos y el número de clientes compartiendo el mismo AP. Recuerda que la velocidad real WiFi es del 30-50%.</w:t>
       </w:r>
     </w:p>
@@ -720,6 +970,9 @@
         <w:pStyle w:val="Heading2"/>
       </w:pPr>
       <w:r>
+        <w:rPr>
+          <w:lang w:val="es-ES"/>
+        </w:rPr>
         <w:t xml:space="preserve">10. 802.3 vs 802.11 en la misma oficina</w:t>
       </w:r>
     </w:p>
@@ -728,6 +981,9 @@
         <w:pStyle w:val="FirstParagraph"/>
       </w:pPr>
       <w:r>
+        <w:rPr>
+          <w:lang w:val="es-ES"/>
+        </w:rPr>
         <w:t xml:space="preserve">Una oficina tiene 20 PCs por cable (FastE/GigE) y 20 portátiles por WiFi detrás del mismo switch.</w:t>
       </w:r>
     </w:p>
@@ -740,15 +996,27 @@
         </w:numPr>
       </w:pPr>
       <w:r>
+        <w:rPr>
+          <w:lang w:val="es-ES"/>
+        </w:rPr>
         <w:t xml:space="preserve">¿Los dos grupos comparten la capa OSI de</w:t>
       </w:r>
       <w:r>
+        <w:rPr>
+          <w:lang w:val="es-ES"/>
+        </w:rPr>
         <w:t xml:space="preserve"> </w:t>
       </w:r>
       <w:r>
+        <w:rPr>
+          <w:lang w:val="es-ES"/>
+        </w:rPr>
         <w:t xml:space="preserve">“entrega local”</w:t>
       </w:r>
       <w:r>
+        <w:rPr>
+          <w:lang w:val="es-ES"/>
+        </w:rPr>
         <w:t xml:space="preserve">? ¿Cuál?</w:t>
       </w:r>
     </w:p>
@@ -761,18 +1029,33 @@
         </w:numPr>
       </w:pPr>
       <w:r>
+        <w:rPr>
+          <w:lang w:val="es-ES"/>
+        </w:rPr>
         <w:t xml:space="preserve">Compara en tabla: nº de MACs en la cabecera, quién</w:t>
       </w:r>
       <w:r>
+        <w:rPr>
+          <w:lang w:val="es-ES"/>
+        </w:rPr>
         <w:t xml:space="preserve"> </w:t>
       </w:r>
       <w:r>
+        <w:rPr>
+          <w:lang w:val="es-ES"/>
+        </w:rPr>
         <w:t xml:space="preserve">“monta”</w:t>
       </w:r>
       <w:r>
+        <w:rPr>
+          <w:lang w:val="es-ES"/>
+        </w:rPr>
         <w:t xml:space="preserve"> </w:t>
       </w:r>
       <w:r>
+        <w:rPr>
+          <w:lang w:val="es-ES"/>
+        </w:rPr>
         <w:t xml:space="preserve">la trama en el aire y qué pasa con las colisiones/medio compartido.</w:t>
       </w:r>
     </w:p>
@@ -785,6 +1068,9 @@
         </w:numPr>
       </w:pPr>
       <w:r>
+        <w:rPr>
+          <w:lang w:val="es-ES"/>
+        </w:rPr>
         <w:t xml:space="preserve">¿Por qué el OS de arriba (IPv4) no distingue si el tramo local fue RJ45 o radio?</w:t>
       </w:r>
     </w:p>
@@ -796,13 +1082,20 @@
         <w:rPr>
           <w:b/>
           <w:bCs/>
+          <w:lang w:val="es-ES"/>
         </w:rPr>
         <w:t xml:space="preserve">Pista:</w:t>
       </w:r>
       <w:r>
+        <w:rPr>
+          <w:lang w:val="es-ES"/>
+        </w:rPr>
         <w:t xml:space="preserve"> </w:t>
       </w:r>
       <w:r>
+        <w:rPr>
+          <w:lang w:val="es-ES"/>
+        </w:rPr>
         <w:t xml:space="preserve">misma capa 2 lógica, distinto estándar; el estándar 802.x es un detalle de la capa 1–2.</w:t>
       </w:r>
     </w:p>

--- a/docx/11-redes-inalambricas/boletin-U11-avanzado.docx
+++ b/docx/11-redes-inalambricas/boletin-U11-avanzado.docx
@@ -15,9 +15,6 @@
             <w:pStyle w:val="TOCHeading"/>
           </w:pPr>
           <w:r>
-            <w:rPr>
-              <w:lang w:val="es-ES"/>
-            </w:rPr>
             <w:t xml:space="preserve">Table of Contents</w:t>
           </w:r>
         </w:p>
@@ -37,9 +34,6 @@
         <w:pStyle w:val="Heading1"/>
       </w:pPr>
       <w:r>
-        <w:rPr>
-          <w:lang w:val="es-ES"/>
-        </w:rPr>
         <w:t xml:space="preserve">Boletín UD11 — Avanzado</w:t>
       </w:r>
     </w:p>
@@ -50,9 +44,6 @@
         <w:pStyle w:val="Heading1"/>
       </w:pPr>
       <w:r>
-        <w:rPr>
-          <w:lang w:val="es-ES"/>
-        </w:rPr>
         <w:t xml:space="preserve">📝 Boletín UD11 — Avanzado</w:t>
       </w:r>
     </w:p>
@@ -61,9 +52,6 @@
         <w:pStyle w:val="BlockText"/>
       </w:pPr>
       <w:r>
-        <w:rPr>
-          <w:lang w:val="es-ES"/>
-        </w:rPr>
         <w:t xml:space="preserve">Ejercicios que requieren diseñar y diagnosticar WLANs. En los difíciles tienes pista.</w:t>
       </w:r>
     </w:p>
@@ -80,9 +68,6 @@
         <w:pStyle w:val="Heading2"/>
       </w:pPr>
       <w:r>
-        <w:rPr>
-          <w:lang w:val="es-ES"/>
-        </w:rPr>
         <w:t xml:space="preserve">1. Diseño de cobertura de un instituto</w:t>
       </w:r>
     </w:p>
@@ -91,9 +76,6 @@
         <w:pStyle w:val="FirstParagraph"/>
       </w:pPr>
       <w:r>
-        <w:rPr>
-          <w:lang w:val="es-ES"/>
-        </w:rPr>
         <w:t xml:space="preserve">Edificio de dos plantas, 40×20 m, hormigón armado. Usuarios: 30 profesores con portátiles, 300 alumnos con móviles, ~50 IPs extra (cámaras, impresoras).</w:t>
       </w:r>
     </w:p>
@@ -106,9 +88,6 @@
         </w:numPr>
       </w:pPr>
       <w:r>
-        <w:rPr>
-          <w:lang w:val="es-ES"/>
-        </w:rPr>
         <w:t xml:space="preserve">¿Cuántos APs pondrías como mínimo y dónde (a grandes rasgos)?</w:t>
       </w:r>
     </w:p>
@@ -121,9 +100,6 @@
         </w:numPr>
       </w:pPr>
       <w:r>
-        <w:rPr>
-          <w:lang w:val="es-ES"/>
-        </w:rPr>
         <w:t xml:space="preserve">¿Qué bandas asignas a qué uso?</w:t>
       </w:r>
     </w:p>
@@ -136,59 +112,36 @@
         </w:numPr>
       </w:pPr>
       <w:r>
-        <w:rPr>
-          <w:lang w:val="es-ES"/>
-        </w:rPr>
         <w:t xml:space="preserve">Dos SSIDs:</w:t>
       </w:r>
       <w:r>
-        <w:rPr>
-          <w:lang w:val="es-ES"/>
-        </w:rPr>
         <w:t xml:space="preserve"> </w:t>
       </w:r>
       <w:r>
         <w:rPr>
           <w:rStyle w:val="VerbatimChar"/>
-          <w:lang w:val="es-ES"/>
         </w:rPr>
         <w:t xml:space="preserve">Profesores</w:t>
       </w:r>
       <w:r>
-        <w:rPr>
-          <w:lang w:val="es-ES"/>
-        </w:rPr>
         <w:t xml:space="preserve"> </w:t>
       </w:r>
       <w:r>
-        <w:rPr>
-          <w:lang w:val="es-ES"/>
-        </w:rPr>
         <w:t xml:space="preserve">(Enterprise) y</w:t>
       </w:r>
       <w:r>
-        <w:rPr>
-          <w:lang w:val="es-ES"/>
-        </w:rPr>
         <w:t xml:space="preserve"> </w:t>
       </w:r>
       <w:r>
         <w:rPr>
           <w:rStyle w:val="VerbatimChar"/>
-          <w:lang w:val="es-ES"/>
         </w:rPr>
         <w:t xml:space="preserve">Alumnos</w:t>
       </w:r>
       <w:r>
-        <w:rPr>
-          <w:lang w:val="es-ES"/>
-        </w:rPr>
         <w:t xml:space="preserve"> </w:t>
       </w:r>
       <w:r>
-        <w:rPr>
-          <w:lang w:val="es-ES"/>
-        </w:rPr>
         <w:t xml:space="preserve">(PSK con portal cautivo). ¿Por qué esta separación?</w:t>
       </w:r>
     </w:p>
@@ -201,9 +154,6 @@
         </w:numPr>
       </w:pPr>
       <w:r>
-        <w:rPr>
-          <w:lang w:val="es-ES"/>
-        </w:rPr>
         <w:t xml:space="preserve">¿Qué pasa con el canal si dos APs vecinos emiten en el mismo canal 2,4 GHz?</w:t>
       </w:r>
     </w:p>
@@ -215,20 +165,13 @@
         <w:rPr>
           <w:b/>
           <w:bCs/>
-          <w:lang w:val="es-ES"/>
         </w:rPr>
         <w:t xml:space="preserve">Pista:</w:t>
       </w:r>
       <w:r>
-        <w:rPr>
-          <w:lang w:val="es-ES"/>
-        </w:rPr>
         <w:t xml:space="preserve"> </w:t>
       </w:r>
       <w:r>
-        <w:rPr>
-          <w:lang w:val="es-ES"/>
-        </w:rPr>
         <w:t xml:space="preserve">en 2,4 GHz solo hay 3 canales no solapados (1/6/11); el patrón clásico de celdas alterna 1-6-11-1-6-11.</w:t>
       </w:r>
     </w:p>
@@ -239,9 +182,6 @@
         <w:pStyle w:val="Heading2"/>
       </w:pPr>
       <w:r>
-        <w:rPr>
-          <w:lang w:val="es-ES"/>
-        </w:rPr>
         <w:t xml:space="preserve">2. El misterio del aula 12</w:t>
       </w:r>
     </w:p>
@@ -250,27 +190,15 @@
         <w:pStyle w:val="FirstParagraph"/>
       </w:pPr>
       <w:r>
-        <w:rPr>
-          <w:lang w:val="es-ES"/>
-        </w:rPr>
         <w:t xml:space="preserve">El aula 12 tiene WiFi pésimo: se desconecta cada pocos minutos, aunque la señal que muestra el portátil es</w:t>
       </w:r>
       <w:r>
-        <w:rPr>
-          <w:lang w:val="es-ES"/>
-        </w:rPr>
         <w:t xml:space="preserve"> </w:t>
       </w:r>
       <w:r>
-        <w:rPr>
-          <w:lang w:val="es-ES"/>
-        </w:rPr>
         <w:t xml:space="preserve">“excelente”</w:t>
       </w:r>
       <w:r>
-        <w:rPr>
-          <w:lang w:val="es-ES"/>
-        </w:rPr>
         <w:t xml:space="preserve">.</w:t>
       </w:r>
     </w:p>
@@ -283,9 +211,6 @@
         </w:numPr>
       </w:pPr>
       <w:r>
-        <w:rPr>
-          <w:lang w:val="es-ES"/>
-        </w:rPr>
         <w:t xml:space="preserve">¿Cómo puede haber señal excelente y mala calidad? ¿Qué mide cada cosa?</w:t>
       </w:r>
     </w:p>
@@ -298,9 +223,6 @@
         </w:numPr>
       </w:pPr>
       <w:r>
-        <w:rPr>
-          <w:lang w:val="es-ES"/>
-        </w:rPr>
         <w:t xml:space="preserve">Enumera 3 causas típicas de este síntoma.</w:t>
       </w:r>
     </w:p>
@@ -313,9 +235,6 @@
         </w:numPr>
       </w:pPr>
       <w:r>
-        <w:rPr>
-          <w:lang w:val="es-ES"/>
-        </w:rPr>
         <w:t xml:space="preserve">¿Qué herramienta del portátil o del AP usarías para confirmarlo?</w:t>
       </w:r>
     </w:p>
@@ -327,20 +246,13 @@
         <w:rPr>
           <w:b/>
           <w:bCs/>
-          <w:lang w:val="es-ES"/>
         </w:rPr>
         <w:t xml:space="preserve">Pista:</w:t>
       </w:r>
       <w:r>
-        <w:rPr>
-          <w:lang w:val="es-ES"/>
-        </w:rPr>
         <w:t xml:space="preserve"> </w:t>
       </w:r>
       <w:r>
-        <w:rPr>
-          <w:lang w:val="es-ES"/>
-        </w:rPr>
         <w:t xml:space="preserve">RSSI alto no es sinonimo de SNR alto: mira la interferencia y la reutilización de canal.</w:t>
       </w:r>
     </w:p>
@@ -351,9 +263,6 @@
         <w:pStyle w:val="Heading2"/>
       </w:pPr>
       <w:r>
-        <w:rPr>
-          <w:lang w:val="es-ES"/>
-        </w:rPr>
         <w:t xml:space="preserve">3. Plan de canales 5 GHz</w:t>
       </w:r>
     </w:p>
@@ -362,9 +271,6 @@
         <w:pStyle w:val="FirstParagraph"/>
       </w:pPr>
       <w:r>
-        <w:rPr>
-          <w:lang w:val="es-ES"/>
-        </w:rPr>
         <w:t xml:space="preserve">Tienes 4 APs en la misma planta. En 5 GHz dispones de canales de 20 MHz (36, 40, 44, 48, 52, 56, 60, 64, 100+…).</w:t>
       </w:r>
     </w:p>
@@ -377,9 +283,6 @@
         </w:numPr>
       </w:pPr>
       <w:r>
-        <w:rPr>
-          <w:lang w:val="es-ES"/>
-        </w:rPr>
         <w:t xml:space="preserve">Asigna canales a los 4 APs para minimizar solape.</w:t>
       </w:r>
     </w:p>
@@ -392,9 +295,6 @@
         </w:numPr>
       </w:pPr>
       <w:r>
-        <w:rPr>
-          <w:lang w:val="es-ES"/>
-        </w:rPr>
         <w:t xml:space="preserve">¿Qué ventaja tiene usar 40 u 80 MHz en 5 GHz en lugar de 20 MHz? ¿Y su riesgo?</w:t>
       </w:r>
     </w:p>
@@ -407,9 +307,6 @@
         </w:numPr>
       </w:pPr>
       <w:r>
-        <w:rPr>
-          <w:lang w:val="es-ES"/>
-        </w:rPr>
         <w:t xml:space="preserve">¿Qué son los canales DFS y qué riesgo tienen?</w:t>
       </w:r>
     </w:p>
@@ -420,9 +317,6 @@
         <w:pStyle w:val="Heading2"/>
       </w:pPr>
       <w:r>
-        <w:rPr>
-          <w:lang w:val="es-ES"/>
-        </w:rPr>
         <w:t xml:space="preserve">4. WPA3 y el handshake</w:t>
       </w:r>
     </w:p>
@@ -435,9 +329,6 @@
         </w:numPr>
       </w:pPr>
       <w:r>
-        <w:rPr>
-          <w:lang w:val="es-ES"/>
-        </w:rPr>
         <w:t xml:space="preserve">¿Qué problema clásico de WPA2-PSK corrige WPA3 con SAE?</w:t>
       </w:r>
     </w:p>
@@ -450,33 +341,18 @@
         </w:numPr>
       </w:pPr>
       <w:r>
-        <w:rPr>
-          <w:lang w:val="es-ES"/>
-        </w:rPr>
         <w:t xml:space="preserve">¿Qué es el</w:t>
       </w:r>
       <w:r>
-        <w:rPr>
-          <w:lang w:val="es-ES"/>
-        </w:rPr>
         <w:t xml:space="preserve"> </w:t>
       </w:r>
       <w:r>
-        <w:rPr>
-          <w:lang w:val="es-ES"/>
-        </w:rPr>
         <w:t xml:space="preserve">“modo transición”</w:t>
       </w:r>
       <w:r>
-        <w:rPr>
-          <w:lang w:val="es-ES"/>
-        </w:rPr>
         <w:t xml:space="preserve"> </w:t>
       </w:r>
       <w:r>
-        <w:rPr>
-          <w:lang w:val="es-ES"/>
-        </w:rPr>
         <w:t xml:space="preserve">WPA2/WPA3 y cuándo tiene sentido?</w:t>
       </w:r>
     </w:p>
@@ -489,33 +365,18 @@
         </w:numPr>
       </w:pPr>
       <w:r>
-        <w:rPr>
-          <w:lang w:val="es-ES"/>
-        </w:rPr>
         <w:t xml:space="preserve">Un compañero propone</w:t>
       </w:r>
       <w:r>
-        <w:rPr>
-          <w:lang w:val="es-ES"/>
-        </w:rPr>
         <w:t xml:space="preserve"> </w:t>
       </w:r>
       <w:r>
-        <w:rPr>
-          <w:lang w:val="es-ES"/>
-        </w:rPr>
         <w:t xml:space="preserve">“SSID oculto + filtrado MAC”</w:t>
       </w:r>
       <w:r>
-        <w:rPr>
-          <w:lang w:val="es-ES"/>
-        </w:rPr>
         <w:t xml:space="preserve"> </w:t>
       </w:r>
       <w:r>
-        <w:rPr>
-          <w:lang w:val="es-ES"/>
-        </w:rPr>
         <w:t xml:space="preserve">como seguridad. Desmonta la idea con dos argumentos.</w:t>
       </w:r>
     </w:p>
@@ -526,9 +387,6 @@
         <w:pStyle w:val="Heading2"/>
       </w:pPr>
       <w:r>
-        <w:rPr>
-          <w:lang w:val="es-ES"/>
-        </w:rPr>
         <w:t xml:space="preserve">5. Portal cautivo y VLANs</w:t>
       </w:r>
     </w:p>
@@ -537,9 +395,6 @@
         <w:pStyle w:val="FirstParagraph"/>
       </w:pPr>
       <w:r>
-        <w:rPr>
-          <w:lang w:val="es-ES"/>
-        </w:rPr>
         <w:t xml:space="preserve">El WiFi de invitados debe: tener portal de aceptación de condiciones, no ver la red interna y salir solo a Internet.</w:t>
       </w:r>
     </w:p>
@@ -552,9 +407,6 @@
         </w:numPr>
       </w:pPr>
       <w:r>
-        <w:rPr>
-          <w:lang w:val="es-ES"/>
-        </w:rPr>
         <w:t xml:space="preserve">¿En qué VLAN lo metes y por qué?</w:t>
       </w:r>
     </w:p>
@@ -567,9 +419,6 @@
         </w:numPr>
       </w:pPr>
       <w:r>
-        <w:rPr>
-          <w:lang w:val="es-ES"/>
-        </w:rPr>
         <w:t xml:space="preserve">¿Qué es un portal cautivo y qué limitaciones tiene?</w:t>
       </w:r>
     </w:p>
@@ -582,9 +431,6 @@
         </w:numPr>
       </w:pPr>
       <w:r>
-        <w:rPr>
-          <w:lang w:val="es-ES"/>
-        </w:rPr>
         <w:t xml:space="preserve">¿Qué norma de seguridad de la unidad aplicas al aislar invitados?</w:t>
       </w:r>
     </w:p>
@@ -595,9 +441,6 @@
         <w:pStyle w:val="Heading2"/>
       </w:pPr>
       <w:r>
-        <w:rPr>
-          <w:lang w:val="es-ES"/>
-        </w:rPr>
         <w:t xml:space="preserve">6. Diagnóstico de un despliegue roto</w:t>
       </w:r>
     </w:p>
@@ -606,34 +449,21 @@
         <w:pStyle w:val="FirstParagraph"/>
       </w:pPr>
       <w:r>
-        <w:rPr>
-          <w:lang w:val="es-ES"/>
-        </w:rPr>
         <w:t xml:space="preserve">Tras instalar 6 APs nuevos, los usuarios se quejan: en pasillos funciona bien, pero al caminar entre zonas el WiFi se corta 20 segundos.</w:t>
       </w:r>
       <w:r>
-        <w:rPr>
-          <w:lang w:val="es-ES"/>
-        </w:rPr>
         <w:t xml:space="preserve"> </w:t>
       </w:r>
       <w:r>
         <w:rPr>
           <w:rStyle w:val="VerbatimChar"/>
-          <w:lang w:val="es-ES"/>
         </w:rPr>
         <w:t xml:space="preserve">show</w:t>
       </w:r>
       <w:r>
-        <w:rPr>
-          <w:lang w:val="es-ES"/>
-        </w:rPr>
         <w:t xml:space="preserve"> </w:t>
       </w:r>
       <w:r>
-        <w:rPr>
-          <w:lang w:val="es-ES"/>
-        </w:rPr>
         <w:t xml:space="preserve">del controlador: cada AP emite al máximo de potencia, todos con el mismo SSID y canales 1-1-1-6-1-11 en 2,4 GHz.</w:t>
       </w:r>
     </w:p>
@@ -646,9 +476,6 @@
         </w:numPr>
       </w:pPr>
       <w:r>
-        <w:rPr>
-          <w:lang w:val="es-ES"/>
-        </w:rPr>
         <w:t xml:space="preserve">¿Qué dos errores de diseño detectas?</w:t>
       </w:r>
     </w:p>
@@ -661,9 +488,6 @@
         </w:numPr>
       </w:pPr>
       <w:r>
-        <w:rPr>
-          <w:lang w:val="es-ES"/>
-        </w:rPr>
         <w:t xml:space="preserve">¿Por qué se corta 20 segundos al caminar (roaming)?</w:t>
       </w:r>
     </w:p>
@@ -676,9 +500,6 @@
         </w:numPr>
       </w:pPr>
       <w:r>
-        <w:rPr>
-          <w:lang w:val="es-ES"/>
-        </w:rPr>
         <w:t xml:space="preserve">¿Qué ajustarías (potencias, canales, roaming)?</w:t>
       </w:r>
     </w:p>
@@ -690,20 +511,13 @@
         <w:rPr>
           <w:b/>
           <w:bCs/>
-          <w:lang w:val="es-ES"/>
         </w:rPr>
         <w:t xml:space="preserve">Pista:</w:t>
       </w:r>
       <w:r>
-        <w:rPr>
-          <w:lang w:val="es-ES"/>
-        </w:rPr>
         <w:t xml:space="preserve"> </w:t>
       </w:r>
       <w:r>
-        <w:rPr>
-          <w:lang w:val="es-ES"/>
-        </w:rPr>
         <w:t xml:space="preserve">para que el roaming funcione bien, las celdas deben solaparse un poco (≈15-20%) pero con canales distintos.</w:t>
       </w:r>
     </w:p>
@@ -714,9 +528,6 @@
         <w:pStyle w:val="Heading2"/>
       </w:pPr>
       <w:r>
-        <w:rPr>
-          <w:lang w:val="es-ES"/>
-        </w:rPr>
         <w:t xml:space="preserve">7. Cálculo rápido de throughput</w:t>
       </w:r>
     </w:p>
@@ -725,9 +536,6 @@
         <w:pStyle w:val="FirstParagraph"/>
       </w:pPr>
       <w:r>
-        <w:rPr>
-          <w:lang w:val="es-ES"/>
-        </w:rPr>
         <w:t xml:space="preserve">Un AP WiFi 6 teórico en 80 MHz, 2×2: hasta 1200 Mbps de enlace. Un aula tiene 25 alumnos compartiendo ese AP.</w:t>
       </w:r>
     </w:p>
@@ -740,9 +548,6 @@
         </w:numPr>
       </w:pPr>
       <w:r>
-        <w:rPr>
-          <w:lang w:val="es-ES"/>
-        </w:rPr>
         <w:t xml:space="preserve">¿Por qué el throughput real por alumno es mucho menor que 1200/25?</w:t>
       </w:r>
     </w:p>
@@ -755,9 +560,6 @@
         </w:numPr>
       </w:pPr>
       <w:r>
-        <w:rPr>
-          <w:lang w:val="es-ES"/>
-        </w:rPr>
         <w:t xml:space="preserve">¿Qué papel juega el medio compartido (CSMA/CA) en esto?</w:t>
       </w:r>
     </w:p>
@@ -770,9 +572,6 @@
         </w:numPr>
       </w:pPr>
       <w:r>
-        <w:rPr>
-          <w:lang w:val="es-ES"/>
-        </w:rPr>
         <w:t xml:space="preserve">¿Qué dos medidas de diseño mejoran la experiencia si el aula crece a 50 alumnos?</w:t>
       </w:r>
     </w:p>
@@ -783,9 +582,6 @@
         <w:pStyle w:val="Heading2"/>
       </w:pPr>
       <w:r>
-        <w:rPr>
-          <w:lang w:val="es-ES"/>
-        </w:rPr>
         <w:t xml:space="preserve">8. Caso integrador con Packet Tracer</w:t>
       </w:r>
     </w:p>
@@ -794,9 +590,6 @@
         <w:pStyle w:val="FirstParagraph"/>
       </w:pPr>
       <w:r>
-        <w:rPr>
-          <w:lang w:val="es-ES"/>
-        </w:rPr>
         <w:t xml:space="preserve">Monta en Packet Tracer: un router 2911 con servidor DHCP, un switch 2960 con dos VLANs (10 docentes, 20 alumnos), un AP doméstico en la VLAN 20 y dos portátiles inalámbricos.</w:t>
       </w:r>
     </w:p>
@@ -809,9 +602,6 @@
         </w:numPr>
       </w:pPr>
       <w:r>
-        <w:rPr>
-          <w:lang w:val="es-ES"/>
-        </w:rPr>
         <w:t xml:space="preserve">¿Qué tipo de puerto de switch conecta el AP y por qué?</w:t>
       </w:r>
     </w:p>
@@ -824,9 +614,6 @@
         </w:numPr>
       </w:pPr>
       <w:r>
-        <w:rPr>
-          <w:lang w:val="es-ES"/>
-        </w:rPr>
         <w:t xml:space="preserve">El portátil de alumnos obtiene IP de la VLAN 20 pero no navega. El gateway de la VLAN 20 está bien. ¿Qué dos cosas compruebas primero?</w:t>
       </w:r>
     </w:p>
@@ -839,9 +626,6 @@
         </w:numPr>
       </w:pPr>
       <w:r>
-        <w:rPr>
-          <w:lang w:val="es-ES"/>
-        </w:rPr>
         <w:t xml:space="preserve">El AP doméstico de Packet Tracer solo permite WPA2-PSK. ¿Cómo se llama esa misma seguridad en la nomenclatura de la unidad?</w:t>
       </w:r>
     </w:p>
@@ -852,9 +636,6 @@
         <w:pStyle w:val="Heading2"/>
       </w:pPr>
       <w:r>
-        <w:rPr>
-          <w:lang w:val="es-ES"/>
-        </w:rPr>
         <w:t xml:space="preserve">9. Caso WiFi: oficina con zonas muertas</w:t>
       </w:r>
     </w:p>
@@ -863,33 +644,18 @@
         <w:pStyle w:val="FirstParagraph"/>
       </w:pPr>
       <w:r>
-        <w:rPr>
-          <w:lang w:val="es-ES"/>
-        </w:rPr>
         <w:t xml:space="preserve">En una oficina de 25 puestos separados por tabiques de cartón-yeso, un único AP wifi en el pasillo central da</w:t>
       </w:r>
       <w:r>
-        <w:rPr>
-          <w:lang w:val="es-ES"/>
-        </w:rPr>
         <w:t xml:space="preserve"> </w:t>
       </w:r>
       <w:r>
-        <w:rPr>
-          <w:lang w:val="es-ES"/>
-        </w:rPr>
         <w:t xml:space="preserve">“zonas muertas”</w:t>
       </w:r>
       <w:r>
-        <w:rPr>
-          <w:lang w:val="es-ES"/>
-        </w:rPr>
         <w:t xml:space="preserve"> </w:t>
       </w:r>
       <w:r>
-        <w:rPr>
-          <w:lang w:val="es-ES"/>
-        </w:rPr>
         <w:t xml:space="preserve">y una velocidad general decepcionante. Los empleados se quejan cada tarde.</w:t>
       </w:r>
     </w:p>
@@ -902,9 +668,6 @@
         </w:numPr>
       </w:pPr>
       <w:r>
-        <w:rPr>
-          <w:lang w:val="es-ES"/>
-        </w:rPr>
         <w:t xml:space="preserve">¿Qué causas físicas explicarían la lentitud (nombra al menos 3)?</w:t>
       </w:r>
     </w:p>
@@ -917,9 +680,6 @@
         </w:numPr>
       </w:pPr>
       <w:r>
-        <w:rPr>
-          <w:lang w:val="es-ES"/>
-        </w:rPr>
         <w:t xml:space="preserve">¿Qué herramientas usarías para confirmarlas?</w:t>
       </w:r>
     </w:p>
@@ -932,9 +692,6 @@
         </w:numPr>
       </w:pPr>
       <w:r>
-        <w:rPr>
-          <w:lang w:val="es-ES"/>
-        </w:rPr>
         <w:t xml:space="preserve">Propón 3 soluciones realistas ordenadas de más barata a más cara.</w:t>
       </w:r>
     </w:p>
@@ -946,20 +703,13 @@
         <w:rPr>
           <w:b/>
           <w:bCs/>
-          <w:lang w:val="es-ES"/>
         </w:rPr>
         <w:t xml:space="preserve">Pista:</w:t>
       </w:r>
       <w:r>
-        <w:rPr>
-          <w:lang w:val="es-ES"/>
-        </w:rPr>
         <w:t xml:space="preserve"> </w:t>
       </w:r>
       <w:r>
-        <w:rPr>
-          <w:lang w:val="es-ES"/>
-        </w:rPr>
         <w:t xml:space="preserve">piensa en canales (1, 6, 11), interferencia de vecinos, obstáculos y el número de clientes compartiendo el mismo AP. Recuerda que la velocidad real WiFi es del 30-50%.</w:t>
       </w:r>
     </w:p>
@@ -970,9 +720,6 @@
         <w:pStyle w:val="Heading2"/>
       </w:pPr>
       <w:r>
-        <w:rPr>
-          <w:lang w:val="es-ES"/>
-        </w:rPr>
         <w:t xml:space="preserve">10. 802.3 vs 802.11 en la misma oficina</w:t>
       </w:r>
     </w:p>
@@ -981,9 +728,6 @@
         <w:pStyle w:val="FirstParagraph"/>
       </w:pPr>
       <w:r>
-        <w:rPr>
-          <w:lang w:val="es-ES"/>
-        </w:rPr>
         <w:t xml:space="preserve">Una oficina tiene 20 PCs por cable (FastE/GigE) y 20 portátiles por WiFi detrás del mismo switch.</w:t>
       </w:r>
     </w:p>
@@ -996,27 +740,15 @@
         </w:numPr>
       </w:pPr>
       <w:r>
-        <w:rPr>
-          <w:lang w:val="es-ES"/>
-        </w:rPr>
         <w:t xml:space="preserve">¿Los dos grupos comparten la capa OSI de</w:t>
       </w:r>
       <w:r>
-        <w:rPr>
-          <w:lang w:val="es-ES"/>
-        </w:rPr>
         <w:t xml:space="preserve"> </w:t>
       </w:r>
       <w:r>
-        <w:rPr>
-          <w:lang w:val="es-ES"/>
-        </w:rPr>
         <w:t xml:space="preserve">“entrega local”</w:t>
       </w:r>
       <w:r>
-        <w:rPr>
-          <w:lang w:val="es-ES"/>
-        </w:rPr>
         <w:t xml:space="preserve">? ¿Cuál?</w:t>
       </w:r>
     </w:p>
@@ -1029,33 +761,18 @@
         </w:numPr>
       </w:pPr>
       <w:r>
-        <w:rPr>
-          <w:lang w:val="es-ES"/>
-        </w:rPr>
         <w:t xml:space="preserve">Compara en tabla: nº de MACs en la cabecera, quién</w:t>
       </w:r>
       <w:r>
-        <w:rPr>
-          <w:lang w:val="es-ES"/>
-        </w:rPr>
         <w:t xml:space="preserve"> </w:t>
       </w:r>
       <w:r>
-        <w:rPr>
-          <w:lang w:val="es-ES"/>
-        </w:rPr>
         <w:t xml:space="preserve">“monta”</w:t>
       </w:r>
       <w:r>
-        <w:rPr>
-          <w:lang w:val="es-ES"/>
-        </w:rPr>
         <w:t xml:space="preserve"> </w:t>
       </w:r>
       <w:r>
-        <w:rPr>
-          <w:lang w:val="es-ES"/>
-        </w:rPr>
         <w:t xml:space="preserve">la trama en el aire y qué pasa con las colisiones/medio compartido.</w:t>
       </w:r>
     </w:p>
@@ -1068,9 +785,6 @@
         </w:numPr>
       </w:pPr>
       <w:r>
-        <w:rPr>
-          <w:lang w:val="es-ES"/>
-        </w:rPr>
         <w:t xml:space="preserve">¿Por qué el OS de arriba (IPv4) no distingue si el tramo local fue RJ45 o radio?</w:t>
       </w:r>
     </w:p>
@@ -1082,20 +796,13 @@
         <w:rPr>
           <w:b/>
           <w:bCs/>
-          <w:lang w:val="es-ES"/>
         </w:rPr>
         <w:t xml:space="preserve">Pista:</w:t>
       </w:r>
       <w:r>
-        <w:rPr>
-          <w:lang w:val="es-ES"/>
-        </w:rPr>
         <w:t xml:space="preserve"> </w:t>
       </w:r>
       <w:r>
-        <w:rPr>
-          <w:lang w:val="es-ES"/>
-        </w:rPr>
         <w:t xml:space="preserve">misma capa 2 lógica, distinto estándar; el estándar 802.x es un detalle de la capa 1–2.</w:t>
       </w:r>
     </w:p>

--- a/docx/11-redes-inalambricas/boletin-U11-avanzado.docx
+++ b/docx/11-redes-inalambricas/boletin-U11-avanzado.docx
@@ -28,23 +28,23 @@
         </w:p>
       </w:sdtContent>
     </w:sdt>
-    <w:bookmarkStart w:id="9" w:name="boletín-ud11-avanzado"/>
+    <w:bookmarkStart w:id="9" w:name="boletín-de-redes-inalámbricas-avanzado"/>
     <w:p>
       <w:pPr>
         <w:pStyle w:val="Heading1"/>
       </w:pPr>
       <w:r>
-        <w:t xml:space="preserve">Boletín UD11 — Avanzado</w:t>
+        <w:t xml:space="preserve">Boletín de Redes inalámbricas — Avanzado</w:t>
       </w:r>
     </w:p>
     <w:bookmarkEnd w:id="9"/>
-    <w:bookmarkStart w:id="20" w:name="boletín-ud11-avanzado-1"/>
+    <w:bookmarkStart w:id="20" w:name="boletín-de-redes-inalámbricas-avanzado-1"/>
     <w:p>
       <w:pPr>
         <w:pStyle w:val="Heading1"/>
       </w:pPr>
       <w:r>
-        <w:t xml:space="preserve">📝 Boletín UD11 — Avanzado</w:t>
+        <w:t xml:space="preserve">📝 Boletín de Redes inalámbricas — Avanzado</w:t>
       </w:r>
     </w:p>
     <w:p>

--- a/docx/11-redes-inalambricas/boletin-U11-avanzado.docx
+++ b/docx/11-redes-inalambricas/boletin-U11-avanzado.docx
@@ -253,7 +253,7 @@
         <w:t xml:space="preserve"> </w:t>
       </w:r>
       <w:r>
-        <w:t xml:space="preserve">RSSI alto no es sinonimo de SNR alto: mira la interferencia y la reutilización de canal.</w:t>
+        <w:t xml:space="preserve">RSSI alto no es sinónimo de SNR alto: mira la interferencia y la reutilización de canal.</w:t>
       </w:r>
     </w:p>
     <w:bookmarkEnd w:id="11"/>
@@ -644,7 +644,7 @@
         <w:pStyle w:val="FirstParagraph"/>
       </w:pPr>
       <w:r>
-        <w:t xml:space="preserve">En una oficina de 25 puestos separados por tabiques de cartón-yeso, un único AP wifi en el pasillo central da</w:t>
+        <w:t xml:space="preserve">En una oficina de 25 puestos separados por tabiques de cartón-yeso, un único AP WiFi en el pasillo central da</w:t>
       </w:r>
       <w:r>
         <w:t xml:space="preserve"> </w:t>
@@ -785,7 +785,7 @@
         </w:numPr>
       </w:pPr>
       <w:r>
-        <w:t xml:space="preserve">¿Por qué el OS de arriba (IPv4) no distingue si el tramo local fue RJ45 o radio?</w:t>
+        <w:t xml:space="preserve">¿Por qué la capa de arriba (IPv4) no distingue si el tramo local fue RJ45 o radio?</w:t>
       </w:r>
     </w:p>
     <w:p>
